--- a/public/materialy/1L/7/Pro učitele/Klíč k testům A a B.docx
+++ b/public/materialy/1L/7/Pro učitele/Klíč k testům A a B.docx
@@ -29,7 +29,7 @@
         <w:pStyle w:val="Heading1"/>
       </w:pPr>
       <w:r>
-        <w:t>Internet, bezpečnost a práce s informacemi</w:t>
+        <w:t>Internet, bezpečnost a práce s informacemi</w:t>
       </w:r>
     </w:p>
     <w:tbl>
@@ -72,7 +72,7 @@
                 <w:color w:val="0F9F7A"/>
                 <w:sz w:val="18"/>
               </w:rPr>
-              <w:t xml:space="preserve">ŘEŠENÍ A HODNOCENÍ  </w:t>
+              <w:t xml:space="preserve">ŘEŠENÍ A HODNOCENÍ  </w:t>
             </w:r>
             <w:r>
               <w:rPr>
@@ -80,7 +80,7 @@
                 <w:color w:val="1F2937"/>
                 <w:sz w:val="21"/>
               </w:rPr>
-              <w:t>Varianta A · 20 bodů · odpovědi vycházejí z metodiky</w:t>
+              <w:t>Varianta A · 20 bodů · odpovědi vycházejí z metodiky</w:t>
             </w:r>
           </w:p>
         </w:tc>
@@ -125,7 +125,7 @@
           <w:color w:val="374151"/>
           <w:sz w:val="21"/>
         </w:rPr>
-        <w:t>b) heslo + autentizační aplikace. Spojuje faktor „znám“ (heslo) s faktorem „mám“ (telefon s aplikací). Možnosti a) i c) jsou dva faktory téhož druhu, takže jde pořád jen o jeden faktor.</w:t>
+        <w:t>b) heslo + autentizační aplikace. Spojuje faktor „znám“ (heslo) s faktorem „mám“ (telefon s aplikací). Možnosti a) i c) jsou dva faktory téhož druhu, takže jde pořád jen o jeden faktor.</w:t>
       </w:r>
       <w:r>
         <w:rPr>
@@ -194,7 +194,7 @@
           <w:color w:val="374151"/>
           <w:sz w:val="21"/>
         </w:rPr>
-        <w:t>Cizí nebo podvržená doména odesílatele · hrozba a časový tlak (blokace účtu, „okamžitě“) · žádost o heslo, ověřovací kód nebo platbu · odkaz vedoucí jinam, než tvrdí text · nečekaná příloha · obecné oslovení a jazykové chyby.</w:t>
+        <w:t>Cizí nebo podvržená doména odesílatele · hrozba a časový tlak (blokace účtu, „okamžitě“) · žádost o heslo, ověřovací kód nebo platbu · odkaz vedoucí jinam, než tvrdí text · nečekaná příloha · obecné oslovení a jazykové chyby.</w:t>
       </w:r>
       <w:r>
         <w:rPr>
@@ -213,7 +213,7 @@
           <w:color w:val="076B55"/>
           <w:sz w:val="19"/>
         </w:rPr>
-        <w:t>Hodnocení: po 1 b za každý doložený znak, maximálně 2 b. Uznej i vlastní formulaci téhož.</w:t>
+        <w:t>Hodnocení: po 1 b za každý doložený znak, maximálně 2 b. Uznej i vlastní formulaci téhož.</w:t>
       </w:r>
       <w:r>
         <w:rPr>
@@ -243,7 +243,7 @@
           <w:color w:val="1F2937"/>
           <w:sz w:val="22"/>
         </w:rPr>
-        <w:t>3. Vysvětli jednou větou, co znamená HTTPS a co nezaručuje.</w:t>
+        <w:t>3. Vysvětli jednou větou, co znamená HTTPS a co nezaručuje.</w:t>
       </w:r>
       <w:r>
         <w:rPr>
@@ -263,7 +263,7 @@
           <w:color w:val="374151"/>
           <w:sz w:val="21"/>
         </w:rPr>
-        <w:t>HTTPS chrání přenos mezi prohlížečem a konkrétní doménou, takže cestou nikdo obsah nečte ani nemění. Nezaručuje pravdivost ani poctivost obsahu — certifikát získá i podvodná stránka.</w:t>
+        <w:t>HTTPS chrání přenos mezi prohlížečem a konkrétní doménou, takže cestou nikdo obsah nečte ani nemění. Nezaručuje pravdivost ani poctivost obsahu — certifikát získá i podvodná stránka.</w:t>
       </w:r>
       <w:r>
         <w:rPr>
@@ -332,7 +332,7 @@
           <w:color w:val="374151"/>
           <w:sz w:val="21"/>
         </w:rPr>
-        <w:t>Únik u jedné služby zpřístupní všechny ostatní se stejným heslem. Útočník uniklou dvojici automaticky zkouší u dalších služeb a oběť často ani nezjistí, odkud únik pochází.</w:t>
+        <w:t>Únik u jedné služby zpřístupní všechny ostatní se stejným heslem. Útočník uniklou dvojici automaticky zkouší u dalších služeb a oběť často ani nezjistí, odkud únik pochází.</w:t>
       </w:r>
       <w:r>
         <w:rPr>
@@ -401,7 +401,7 @@
           <w:color w:val="374151"/>
           <w:sz w:val="21"/>
         </w:rPr>
-        <w:t>Původce · Původní zdroj · Podklady · Porovnání · Působení. Šestý krok metodiky — přiměřený závěr s vyjádřenou mírou jistoty — uznej také.</w:t>
+        <w:t>Původce · Původní zdroj · Podklady · Porovnání · Působení. Šestý krok metodiky — přiměřený závěr s vyjádřenou mírou jistoty — uznej také.</w:t>
       </w:r>
       <w:r>
         <w:rPr>
@@ -470,7 +470,7 @@
           <w:color w:val="374151"/>
           <w:sz w:val="21"/>
         </w:rPr>
-        <w:t>Ano. Vztahuje se k identifikované nebo identifikovatelné osobě — podle podoby lze člověka určit, často i s dalším kontextem (třída, škola, čas).</w:t>
+        <w:t>Ano. Vztahuje se k identifikované nebo identifikovatelné osobě — podle podoby lze člověka určit, často i s dalším kontextem (třída, škola, čas).</w:t>
       </w:r>
       <w:r>
         <w:rPr>
@@ -519,7 +519,7 @@
           <w:color w:val="1F2937"/>
           <w:sz w:val="22"/>
         </w:rPr>
-        <w:t>7. Co musíš zjistit před použitím fotografie z internetu? Uveď dvě věci.</w:t>
+        <w:t>7. Co musíš zjistit před použitím fotografie z internetu? Uveď dvě věci.</w:t>
       </w:r>
       <w:r>
         <w:rPr>
@@ -539,7 +539,7 @@
           <w:color w:val="374151"/>
           <w:sz w:val="21"/>
         </w:rPr>
-        <w:t>Kdo je autor · jaká je licence a co ukládá · kde je původní stránka (vyhledávač není zdrojem licence) · zda jsou na snímku osoby, které musí souhlasit. Vzorec pro uvedení: autor – název – zdroj – licence.</w:t>
+        <w:t>Kdo je autor · jaká je licence a co ukládá · kde je původní stránka (vyhledávač není zdrojem licence) · zda jsou na snímku osoby, které musí souhlasit. Vzorec pro uvedení: autor – název – zdroj – licence.</w:t>
       </w:r>
       <w:r>
         <w:rPr>
@@ -608,7 +608,7 @@
           <w:color w:val="374151"/>
           <w:sz w:val="21"/>
         </w:rPr>
-        <w:t>Okamžitě změnit heslo u dané služby i všude, kde bylo stejné · odhlásit neznámé relace a zapnout dvoufaktorové ověření · nahlásit to (učiteli, správci, poskytovateli), uchovat důkazy a účet dál sledovat.</w:t>
+        <w:t>Okamžitě změnit heslo u dané služby i všude, kde bylo stejné · odhlásit neznámé relace a zapnout dvoufaktorové ověření · nahlásit to (učiteli, správci, poskytovateli), uchovat důkazy a účet dál sledovat.</w:t>
       </w:r>
       <w:r>
         <w:rPr>
@@ -677,7 +677,7 @@
           <w:color w:val="374151"/>
           <w:sz w:val="21"/>
         </w:rPr>
-        <w:t>Je to jen vizuální signál, který generátory rychle opravují. Rozhoduje původ, datum, kontext a nezávislé potvrzení, ne jednotlivá vada obrázku.</w:t>
+        <w:t>Je to jen vizuální signál, který generátory rychle opravují. Rozhoduje původ, datum, kontext a nezávislé potvrzení, ne jednotlivá vada obrázku.</w:t>
       </w:r>
       <w:r>
         <w:rPr>
@@ -746,7 +746,7 @@
           <w:color w:val="374151"/>
           <w:sz w:val="21"/>
         </w:rPr>
-        <w:t>Prozrazená rutina ukáže, kdy nejsi doma · z opakovaných míst lze odvodit bydliště nebo školu · možnost sledování či nechtěného osobního setkání · podvod ušitý na míru tvým zvykům.</w:t>
+        <w:t>Prozrazená rutina ukáže, kdy nejsi doma · z opakovaných míst lze odvodit bydliště nebo školu · možnost sledování či nechtěného osobního setkání · podvod ušitý na míru tvým zvykům.</w:t>
       </w:r>
       <w:r>
         <w:rPr>
@@ -806,7 +806,7 @@
         <w:pStyle w:val="Heading1"/>
       </w:pPr>
       <w:r>
-        <w:t>Internet, bezpečnost a práce s informacemi</w:t>
+        <w:t>Internet, bezpečnost a práce s informacemi</w:t>
       </w:r>
     </w:p>
     <w:tbl>
@@ -849,7 +849,7 @@
                 <w:color w:val="0F9F7A"/>
                 <w:sz w:val="18"/>
               </w:rPr>
-              <w:t xml:space="preserve">ŘEŠENÍ A HODNOCENÍ  </w:t>
+              <w:t xml:space="preserve">ŘEŠENÍ A HODNOCENÍ  </w:t>
             </w:r>
             <w:r>
               <w:rPr>
@@ -857,7 +857,7 @@
                 <w:color w:val="1F2937"/>
                 <w:sz w:val="21"/>
               </w:rPr>
-              <w:t>Varianta B · 20 bodů · odpovědi vycházejí z metodiky</w:t>
+              <w:t>Varianta B · 20 bodů · odpovědi vycházejí z metodiky</w:t>
             </w:r>
           </w:p>
         </w:tc>
@@ -902,7 +902,7 @@
           <w:color w:val="374151"/>
           <w:sz w:val="21"/>
         </w:rPr>
-        <w:t>b) heslo + bezpečnostní klíč. Kombinuje faktor „znám“ s faktorem „mám“. Možnosti a) i c) jsou dvě znalosti, tedy jeden faktor.</w:t>
+        <w:t>b) heslo + bezpečnostní klíč. Kombinuje faktor „znám“ s faktorem „mám“. Možnosti a) i c) jsou dvě znalosti, tedy jeden faktor.</w:t>
       </w:r>
       <w:r>
         <w:rPr>
@@ -971,7 +971,7 @@
           <w:color w:val="374151"/>
           <w:sz w:val="21"/>
         </w:rPr>
-        <w:t>Nečekaná drobná platba nebo doplatek · cizí doména v odkazu · přelepený nebo cizí QR kód · krátká lhůta a nátlak · žádost o přihlášení · odesílatel, který neodpovídá dopravci nebo službě. Stav vždy ověřit přímo u dopravce, ne z odkazu ve zprávě.</w:t>
+        <w:t>Nečekaná drobná platba nebo doplatek · cizí doména v odkazu · přelepený nebo cizí QR kód · krátká lhůta a nátlak · žádost o přihlášení · odesílatel, který neodpovídá dopravci nebo službě. Stav vždy ověřit přímo u dopravce, ne z odkazu ve zprávě.</w:t>
       </w:r>
       <w:r>
         <w:rPr>
@@ -1020,7 +1020,7 @@
           <w:color w:val="1F2937"/>
           <w:sz w:val="22"/>
         </w:rPr>
-        <w:t>3. Proč zámek u adresy webu nepotvrzuje pravdivost jeho obsahu?</w:t>
+        <w:t>3. Proč zámek u adresy webu nepotvrzuje pravdivost jeho obsahu?</w:t>
       </w:r>
       <w:r>
         <w:rPr>
@@ -1040,7 +1040,7 @@
           <w:color w:val="374151"/>
           <w:sz w:val="21"/>
         </w:rPr>
-        <w:t>Zámek dokládá jen šifrované spojení s tou doménou. Certifikát dnes získá i podvodná stránka, takže o obsahu ani o poctivosti provozovatele nic neříká.</w:t>
+        <w:t>Zámek dokládá jen šifrované spojení s tou doménou. Certifikát dnes získá i podvodná stránka, takže o obsahu ani o poctivosti provozovatele nic neříká.</w:t>
       </w:r>
       <w:r>
         <w:rPr>
@@ -1109,7 +1109,7 @@
           <w:color w:val="374151"/>
           <w:sz w:val="21"/>
         </w:rPr>
-        <w:t>Vytvoří a uloží dlouhé odlišné heslo pro každou službu, takže si je uživatel nemusí pamatovat, a proto je nemusí opakovat. Hlavní heslo správce ale musí být silné a chráněné druhým faktorem.</w:t>
+        <w:t>Vytvoří a uloží dlouhé odlišné heslo pro každou službu, takže si je uživatel nemusí pamatovat, a proto je nemusí opakovat. Hlavní heslo správce ale musí být silné a chráněné druhým faktorem.</w:t>
       </w:r>
       <w:r>
         <w:rPr>
@@ -1128,7 +1128,7 @@
           <w:color w:val="076B55"/>
           <w:sz w:val="19"/>
         </w:rPr>
-        <w:t>Hodnocení: 1 b za generování a uložení, 1 b za důsledek (není důvod hesla opakovat) nebo za ochranu hlavního účtu.</w:t>
+        <w:t>Hodnocení: 1 b za generování a uložení, 1 b za důsledek (není důvod hesla opakovat) nebo za ochranu hlavního účtu.</w:t>
       </w:r>
       <w:r>
         <w:rPr>
@@ -1178,7 +1178,7 @@
           <w:color w:val="374151"/>
           <w:sz w:val="21"/>
         </w:rPr>
-        <w:t>Kdo obsah vytvořil a jaký má vztah k tvrzení? · Kde je původní zdroj — studie, dokument? · Jaké podklady tvrzení má, kolik dat a jak byla získána? · Jde titulek dál, než data dovolují? · Jak na mě text působí a co po mně chce?</w:t>
+        <w:t>Kdo obsah vytvořil a jaký má vztah k tvrzení? · Kde je původní zdroj — studie, dokument? · Jaké podklady tvrzení má, kolik dat a jak byla získána? · Jde titulek dál, než data dovolují? · Jak na mě text působí a co po mně chce?</w:t>
       </w:r>
       <w:r>
         <w:rPr>
@@ -1197,7 +1197,7 @@
           <w:color w:val="076B55"/>
           <w:sz w:val="19"/>
         </w:rPr>
-        <w:t>Hodnocení: po 1 b za tři různé otázky mířící na původ, podklady a působení.</w:t>
+        <w:t>Hodnocení: po 1 b za tři různé otázky mířící na původ, podklady a působení.</w:t>
       </w:r>
       <w:r>
         <w:rPr>
@@ -1247,7 +1247,7 @@
           <w:color w:val="374151"/>
           <w:sz w:val="21"/>
         </w:rPr>
-        <w:t>Ano. Obvykle obsahuje jméno a příslušnost ke škole, takže vede ke konkrétní identifikovatelné osobě.</w:t>
+        <w:t>Ano. Obvykle obsahuje jméno a příslušnost ke škole, takže vede ke konkrétní identifikovatelné osobě.</w:t>
       </w:r>
       <w:r>
         <w:rPr>
@@ -1296,7 +1296,7 @@
           <w:color w:val="1F2937"/>
           <w:sz w:val="22"/>
         </w:rPr>
-        <w:t>7. Jaké čtyři údaje lze uvést u díla s licencí CC BY?</w:t>
+        <w:t>7. Jaké čtyři údaje lze uvést u díla s licencí CC BY?</w:t>
       </w:r>
       <w:r>
         <w:rPr>
@@ -1385,7 +1385,7 @@
           <w:color w:val="374151"/>
           <w:sz w:val="21"/>
         </w:rPr>
-        <w:t>Obnovit kontrolu nad účtem — změnit heslo, odhlásit neznámé relace, zapnout 2FA · závadný příspěvek odstranit nebo opravit a transparentně informovat publikum · nahlásit to škole a poskytovateli a uchovat záznam jako důkaz.</w:t>
+        <w:t>Obnovit kontrolu nad účtem — změnit heslo, odhlásit neznámé relace, zapnout 2FA · závadný příspěvek odstranit nebo opravit a transparentně informovat publikum · nahlásit to škole a poskytovateli a uchovat záznam jako důkaz.</w:t>
       </w:r>
       <w:r>
         <w:rPr>
@@ -1404,7 +1404,7 @@
           <w:color w:val="076B55"/>
           <w:sz w:val="19"/>
         </w:rPr>
-        <w:t>Hodnocení: po 1 b za tři kroky. Hodnoť i pořadí: nejdřív zastavit škodu, až potom vysvětlovat.</w:t>
+        <w:t>Hodnocení: po 1 b za tři kroky. Hodnoť i pořadí: nejdřív zastavit škodu, až potom vysvětlovat.</w:t>
       </w:r>
       <w:r>
         <w:rPr>
@@ -1454,7 +1454,7 @@
           <w:color w:val="374151"/>
           <w:sz w:val="21"/>
         </w:rPr>
-        <w:t>Původní verze ukáže datum, kontext a případné úpravy — teprve pak je jasné, co snímek doopravdy zachycuje.</w:t>
+        <w:t>Původní verze ukáže datum, kontext a případné úpravy — teprve pak je jasné, co snímek doopravdy zachycuje.</w:t>
       </w:r>
       <w:r>
         <w:rPr>
@@ -1523,7 +1523,7 @@
           <w:color w:val="374151"/>
           <w:sz w:val="21"/>
         </w:rPr>
-        <w:t>Nesdílet polohu a rutinu v reálném čase · zeptat se ostatních na profilu snímku na souhlas · omezit okruh příjemců · nezveřejňovat doklady, adresu ani identifikátory zařízení · zveřejnit až po návratu.</w:t>
+        <w:t>Nesdílet polohu a rutinu v reálném čase · zeptat se ostatních na profilu snímku na souhlas · omezit okruh příjemců · nezveřejňovat doklady, adresu ani identifikátory zařízení · zveřejnit až po návratu.</w:t>
       </w:r>
       <w:r>
         <w:rPr>
@@ -1583,7 +1583,7 @@
         <w:pStyle w:val="Heading1"/>
       </w:pPr>
       <w:r>
-        <w:t>Body, hranice a hodnocení otevřených odpovědí</w:t>
+        <w:t>Body, hranice a hodnocení otevřených odpovědí</w:t>
       </w:r>
     </w:p>
     <w:tbl>
@@ -1659,7 +1659,7 @@
           <w:color w:val="374151"/>
           <w:sz w:val="21"/>
         </w:rPr>
-        <w:t>Obě varianty mají stejné rozložení bodů, takže je lze psát vedle sebe a hodnotit stejným měřítkem: otázky 1 a 9 po 1 bodu, otázky 2, 3, 4, 6, 7 a 10 po 2 bodech, otázky 5 a 8 po 3 bodech.</w:t>
+        <w:t>Obě varianty mají stejné rozložení bodů, takže je lze psát vedle sebe a hodnotit stejným měřítkem: otázky 1 a 9 po 1 bodu, otázky 2, 3, 4, 6, 7 a 10 po 2 bodech, otázky 5 a 8 po 3 bodech.</w:t>
       </w:r>
       <w:r>
         <w:rPr>
@@ -1689,7 +1689,7 @@
           <w:color w:val="374151"/>
           <w:sz w:val="21"/>
         </w:rPr>
-        <w:t>Návrh stupnice, pokud test známkuješ: 20–18 výborný · 17–15 chvalitebný · 14–11 dobrý · 10–9 dostatečný · 8 a méně nedostatečný. Hranice je na tobě, metodika stanoví jen spodní mez úspěchu.</w:t>
+        <w:t>Návrh stupnice, pokud test známkuješ: 20–18 výborný · 17–15 chvalitebný · 14–11 dobrý · 10–9 dostatečný · 8 a méně nedostatečný. Hranice je na tobě, metodika stanoví jen spodní mez úspěchu.</w:t>
       </w:r>
       <w:r>
         <w:rPr>
@@ -1719,7 +1719,7 @@
           <w:color w:val="374151"/>
           <w:sz w:val="21"/>
         </w:rPr>
-        <w:t>U otevřených otázek hodnoť obsah, ne formulaci. Žák nemusí použít odborný termín, pokud je z odpovědi zřejmé, že rozumí věci. Naopak samotné zopakování termínu bez vysvětlení bod nemá.</w:t>
+        <w:t>U otevřených otázek hodnoť obsah, ne formulaci. Žák nemusí použít odborný termín, pokud je z odpovědi zřejmé, že rozumí věci. Naopak samotné zopakování termínu bez vysvětlení bod nemá.</w:t>
       </w:r>
       <w:r>
         <w:rPr>
@@ -1749,7 +1749,7 @@
           <w:color w:val="374151"/>
           <w:sz w:val="21"/>
         </w:rPr>
-        <w:t>Když se odpověď netrefí do žádné z uvedených možností, ptej se, jestli splňuje totéž, co bodovaná odpověď: u znaků podvodu jde o ověřitelný signál, u postupů o krok, který skutečně omezí škodu.</w:t>
+        <w:t>Když se odpověď netrefí do žádné z uvedených možností, ptej se, jestli splňuje totéž, co bodovaná odpověď: u znaků podvodu jde o ověřitelný signál, u postupů o krok, který skutečně omezí škodu.</w:t>
       </w:r>
       <w:r>
         <w:rPr>
@@ -1779,7 +1779,7 @@
           <w:color w:val="374151"/>
           <w:sz w:val="21"/>
         </w:rPr>
-        <w:t>Rozbor v hodině veď přes nejčastější omyl, ne čtením celého klíče — na to je v plánu hodiny 10 vyhrazeno 5 minut.</w:t>
+        <w:t>Rozbor v hodině veď přes nejčastější omyl, ne čtením celého klíče — na to je v plánu hodiny 10 vyhrazeno 5 minut.</w:t>
       </w:r>
       <w:r>
         <w:rPr>
